--- a/drafts/liturgy/03-Літургія-ГР.docx
+++ b/drafts/liturgy/03-Літургія-ГР.docx
@@ -4545,7 +4545,7 @@
         <w:rPr>
           <w:rtl w:val="0"/>
         </w:rPr>
-        <w:t xml:space="preserve">Влкмч.: #ap213</w:t>
+        <w:t xml:space="preserve">Влкмч.: #ap292</w:t>
       </w:r>
     </w:p>
     <w:p>

--- a/drafts/liturgy/03-Літургія-ГР.docx
+++ b/drafts/liturgy/03-Літургія-ГР.docx
@@ -17582,6 +17582,17 @@
       </w:pPr>
       <w:r>
         <w:rPr>
+          <w:rtl w:val="0"/>
+        </w:rPr>
+        <w:t xml:space="preserve">Прп.: #ap229</w:t>
+      </w:r>
+    </w:p>
+    <w:p>
+      <w:pPr>
+        <w:rPr/>
+      </w:pPr>
+      <w:r>
+        <w:rPr>
           <w:rFonts w:ascii="Times New Roman" w:cs="Times New Roman" w:eastAsia="Times New Roman" w:hAnsi="Times New Roman"/>
           <w:highlight w:val="darkGray"/>
           <w:rtl w:val="0"/>
@@ -17782,6 +17793,17 @@
           <w:rtl w:val="0"/>
         </w:rPr>
         <w:t xml:space="preserve">Ряд.: #mr040</w:t>
+      </w:r>
+    </w:p>
+    <w:p>
+      <w:pPr>
+        <w:rPr/>
+      </w:pPr>
+      <w:r>
+        <w:rPr>
+          <w:rtl w:val="0"/>
+        </w:rPr>
+        <w:t xml:space="preserve">Прп.: #mt010c</w:t>
       </w:r>
     </w:p>
     <w:p>
